--- a/prov/det-langa-1800-talet-gy11/det-langa-1800-talet-gy11_trelson.docx
+++ b/prov/det-langa-1800-talet-gy11/det-langa-1800-talet-gy11_trelson.docx
@@ -21,7 +21,59 @@
           <w:color w:val="555555"/>
           <w:sz w:val="19"/>
         </w:rPr>
-        <w:t>En fråga per block. Kopiera frågetexten och alternativen var för sig in i Trelson.</w:t>
+        <w:t>En fråga per block. Kopiera frågetexten och alternativen var för sig in i Trelson. Raden Svar N: är elevens svarsrubrik och ska följa med, så att bedömningen kan dela upp svaren per fråga.</w:t>
+      </w:r>
+    </w:p>
+    <w:p>
+      <w:pPr>
+        <w:keepNext w:val="0"/>
+        <w:spacing w:before="0" w:after="40"/>
+      </w:pPr>
+      <w:r>
+        <w:rPr>
+          <w:b/>
+          <w:sz w:val="20"/>
+        </w:rPr>
+        <w:t>Instruktion till eleverna (överst i provet):</w:t>
+      </w:r>
+    </w:p>
+    <w:p>
+      <w:pPr>
+        <w:keepNext w:val="0"/>
+        <w:spacing w:before="0" w:after="80"/>
+      </w:pPr>
+      <w:r>
+        <w:rPr>
+          <w:b w:val="0"/>
+          <w:sz w:val="22"/>
+        </w:rPr>
+        <w:t>Del 1–3 är obligatoriska och kan tillsammans ge betyget E. Del 4–6 är frivilliga. Där kan du visa kunskaper för C och A. Svara på så mycket du kan. Du kan lämna in även om du inte har svarat på allt.</w:t>
+      </w:r>
+    </w:p>
+    <w:p>
+      <w:pPr>
+        <w:keepNext w:val="0"/>
+        <w:spacing w:before="0" w:after="80"/>
+      </w:pPr>
+      <w:r>
+        <w:rPr>
+          <w:b w:val="0"/>
+          <w:sz w:val="22"/>
+        </w:rPr>
+        <w:t>Skriv varje svar direkt efter raden Svar 1:, Svar 2: och så vidare. Ta inte bort de raderna. Vid flervalsfrågorna skriver du bokstaven för det alternativ du väljer.</w:t>
+      </w:r>
+    </w:p>
+    <w:p>
+      <w:pPr>
+        <w:keepNext/>
+        <w:spacing w:before="320" w:after="40"/>
+      </w:pPr>
+      <w:r>
+        <w:rPr>
+          <w:b/>
+          <w:sz w:val="24"/>
+        </w:rPr>
+        <w:t>Del 1 – obligatorisk</w:t>
       </w:r>
     </w:p>
     <w:p>
@@ -79,7 +131,7 @@
     </w:p>
     <w:p>
       <w:pPr>
-        <w:keepNext w:val="0"/>
+        <w:keepNext/>
         <w:spacing w:before="0" w:after="0"/>
       </w:pPr>
       <w:r>
@@ -88,6 +140,19 @@
           <w:sz w:val="22"/>
         </w:rPr>
         <w:t>C. Kungen delade makten med ett folkvalt parlament.</w:t>
+      </w:r>
+    </w:p>
+    <w:p>
+      <w:pPr>
+        <w:keepNext w:val="0"/>
+        <w:spacing w:before="80" w:after="0"/>
+      </w:pPr>
+      <w:r>
+        <w:rPr>
+          <w:b/>
+          <w:sz w:val="22"/>
+        </w:rPr>
+        <w:t>Svar 1:</w:t>
       </w:r>
     </w:p>
     <w:p>
@@ -145,7 +210,7 @@
     </w:p>
     <w:p>
       <w:pPr>
-        <w:keepNext w:val="0"/>
+        <w:keepNext/>
         <w:spacing w:before="0" w:after="0"/>
       </w:pPr>
       <w:r>
@@ -154,6 +219,19 @@
           <w:sz w:val="22"/>
         </w:rPr>
         <w:t>C. Han ville ha stöd för ett krig mot Österrike och Preussen.</w:t>
+      </w:r>
+    </w:p>
+    <w:p>
+      <w:pPr>
+        <w:keepNext w:val="0"/>
+        <w:spacing w:before="80" w:after="0"/>
+      </w:pPr>
+      <w:r>
+        <w:rPr>
+          <w:b/>
+          <w:sz w:val="22"/>
+        </w:rPr>
+        <w:t>Svar 2:</w:t>
       </w:r>
     </w:p>
     <w:p>
@@ -211,7 +289,7 @@
     </w:p>
     <w:p>
       <w:pPr>
-        <w:keepNext w:val="0"/>
+        <w:keepNext/>
         <w:spacing w:before="0" w:after="0"/>
       </w:pPr>
       <w:r>
@@ -220,6 +298,19 @@
           <w:sz w:val="22"/>
         </w:rPr>
         <w:t>C. Med en röst per stånd kunde adeln och prästerna rösta ned dem.</w:t>
+      </w:r>
+    </w:p>
+    <w:p>
+      <w:pPr>
+        <w:keepNext w:val="0"/>
+        <w:spacing w:before="80" w:after="0"/>
+      </w:pPr>
+      <w:r>
+        <w:rPr>
+          <w:b/>
+          <w:sz w:val="22"/>
+        </w:rPr>
+        <w:t>Svar 3:</w:t>
       </w:r>
     </w:p>
     <w:p>
@@ -277,7 +368,7 @@
     </w:p>
     <w:p>
       <w:pPr>
-        <w:keepNext w:val="0"/>
+        <w:keepNext/>
         <w:spacing w:before="0" w:after="0"/>
       </w:pPr>
       <w:r>
@@ -286,6 +377,19 @@
           <w:sz w:val="22"/>
         </w:rPr>
         <w:t>C. Kungens försök att slå ned revolutionen med armén.</w:t>
+      </w:r>
+    </w:p>
+    <w:p>
+      <w:pPr>
+        <w:keepNext w:val="0"/>
+        <w:spacing w:before="80" w:after="0"/>
+      </w:pPr>
+      <w:r>
+        <w:rPr>
+          <w:b/>
+          <w:sz w:val="22"/>
+        </w:rPr>
+        <w:t>Svar 4:</w:t>
       </w:r>
     </w:p>
     <w:p>
@@ -343,7 +447,7 @@
     </w:p>
     <w:p>
       <w:pPr>
-        <w:keepNext w:val="0"/>
+        <w:keepNext/>
         <w:spacing w:before="0" w:after="0"/>
       </w:pPr>
       <w:r>
@@ -352,6 +456,19 @@
           <w:sz w:val="22"/>
         </w:rPr>
         <w:t>C. Genom att ärva kronan.</w:t>
+      </w:r>
+    </w:p>
+    <w:p>
+      <w:pPr>
+        <w:keepNext w:val="0"/>
+        <w:spacing w:before="80" w:after="0"/>
+      </w:pPr>
+      <w:r>
+        <w:rPr>
+          <w:b/>
+          <w:sz w:val="22"/>
+        </w:rPr>
+        <w:t>Svar 5:</w:t>
       </w:r>
     </w:p>
     <w:p>
@@ -409,7 +526,7 @@
     </w:p>
     <w:p>
       <w:pPr>
-        <w:keepNext w:val="0"/>
+        <w:keepNext/>
         <w:spacing w:before="0" w:after="0"/>
       </w:pPr>
       <w:r>
@@ -418,6 +535,19 @@
           <w:sz w:val="22"/>
         </w:rPr>
         <w:t>C. En ny lagbok som bland annat gav likhet inför lagen.</w:t>
+      </w:r>
+    </w:p>
+    <w:p>
+      <w:pPr>
+        <w:keepNext w:val="0"/>
+        <w:spacing w:before="80" w:after="0"/>
+      </w:pPr>
+      <w:r>
+        <w:rPr>
+          <w:b/>
+          <w:sz w:val="22"/>
+        </w:rPr>
+        <w:t>Svar 6:</w:t>
       </w:r>
     </w:p>
     <w:p>
@@ -475,7 +605,7 @@
     </w:p>
     <w:p>
       <w:pPr>
-        <w:keepNext w:val="0"/>
+        <w:keepNext/>
         <w:spacing w:before="0" w:after="0"/>
       </w:pPr>
       <w:r>
@@ -484,6 +614,19 @@
           <w:sz w:val="22"/>
         </w:rPr>
         <w:t>C. Finland erövrades av Napoleons armé.</w:t>
+      </w:r>
+    </w:p>
+    <w:p>
+      <w:pPr>
+        <w:keepNext w:val="0"/>
+        <w:spacing w:before="80" w:after="0"/>
+      </w:pPr>
+      <w:r>
+        <w:rPr>
+          <w:b/>
+          <w:sz w:val="22"/>
+        </w:rPr>
+        <w:t>Svar 7:</w:t>
       </w:r>
     </w:p>
     <w:p>
@@ -541,7 +684,7 @@
     </w:p>
     <w:p>
       <w:pPr>
-        <w:keepNext w:val="0"/>
+        <w:keepNext/>
         <w:spacing w:before="0" w:after="0"/>
       </w:pPr>
       <w:r>
@@ -550,6 +693,19 @@
           <w:sz w:val="22"/>
         </w:rPr>
         <w:t>C. Ryssarna brände allt på vägen så att armén saknade mat.</w:t>
+      </w:r>
+    </w:p>
+    <w:p>
+      <w:pPr>
+        <w:keepNext w:val="0"/>
+        <w:spacing w:before="80" w:after="0"/>
+      </w:pPr>
+      <w:r>
+        <w:rPr>
+          <w:b/>
+          <w:sz w:val="22"/>
+        </w:rPr>
+        <w:t>Svar 8:</w:t>
       </w:r>
     </w:p>
     <w:p>
@@ -607,7 +763,7 @@
     </w:p>
     <w:p>
       <w:pPr>
-        <w:keepNext w:val="0"/>
+        <w:keepNext/>
         <w:spacing w:before="0" w:after="0"/>
       </w:pPr>
       <w:r>
@@ -616,6 +772,19 @@
           <w:sz w:val="22"/>
         </w:rPr>
         <w:t>C. Att ena de tyska staterna till ett rike.</w:t>
+      </w:r>
+    </w:p>
+    <w:p>
+      <w:pPr>
+        <w:keepNext w:val="0"/>
+        <w:spacing w:before="80" w:after="0"/>
+      </w:pPr>
+      <w:r>
+        <w:rPr>
+          <w:b/>
+          <w:sz w:val="22"/>
+        </w:rPr>
+        <w:t>Svar 9:</w:t>
       </w:r>
     </w:p>
     <w:p>
@@ -673,7 +842,7 @@
     </w:p>
     <w:p>
       <w:pPr>
-        <w:keepNext w:val="0"/>
+        <w:keepNext/>
         <w:spacing w:before="0" w:after="0"/>
       </w:pPr>
       <w:r>
@@ -682,6 +851,19 @@
           <w:sz w:val="22"/>
         </w:rPr>
         <w:t>C. Kungen var enväldig och slog ned alla protester.</w:t>
+      </w:r>
+    </w:p>
+    <w:p>
+      <w:pPr>
+        <w:keepNext w:val="0"/>
+        <w:spacing w:before="80" w:after="0"/>
+      </w:pPr>
+      <w:r>
+        <w:rPr>
+          <w:b/>
+          <w:sz w:val="22"/>
+        </w:rPr>
+        <w:t>Svar 10:</w:t>
       </w:r>
     </w:p>
     <w:p>
@@ -739,7 +921,7 @@
     </w:p>
     <w:p>
       <w:pPr>
-        <w:keepNext w:val="0"/>
+        <w:keepNext/>
         <w:spacing w:before="0" w:after="0"/>
       </w:pPr>
       <w:r>
@@ -748,6 +930,19 @@
           <w:sz w:val="22"/>
         </w:rPr>
         <w:t>C. Liberalismen.</w:t>
+      </w:r>
+    </w:p>
+    <w:p>
+      <w:pPr>
+        <w:keepNext w:val="0"/>
+        <w:spacing w:before="80" w:after="0"/>
+      </w:pPr>
+      <w:r>
+        <w:rPr>
+          <w:b/>
+          <w:sz w:val="22"/>
+        </w:rPr>
+        <w:t>Svar 11:</w:t>
       </w:r>
     </w:p>
     <w:p>
@@ -805,7 +1000,7 @@
     </w:p>
     <w:p>
       <w:pPr>
-        <w:keepNext w:val="0"/>
+        <w:keepNext/>
         <w:spacing w:before="0" w:after="0"/>
       </w:pPr>
       <w:r>
@@ -814,6 +1009,19 @@
           <w:sz w:val="22"/>
         </w:rPr>
         <w:t>C. Att religionen avgör hur ett samhälle är ordnat.</w:t>
+      </w:r>
+    </w:p>
+    <w:p>
+      <w:pPr>
+        <w:keepNext w:val="0"/>
+        <w:spacing w:before="80" w:after="0"/>
+      </w:pPr>
+      <w:r>
+        <w:rPr>
+          <w:b/>
+          <w:sz w:val="22"/>
+        </w:rPr>
+        <w:t>Svar 12:</w:t>
       </w:r>
     </w:p>
     <w:p>
@@ -871,7 +1079,7 @@
     </w:p>
     <w:p>
       <w:pPr>
-        <w:keepNext w:val="0"/>
+        <w:keepNext/>
         <w:spacing w:before="0" w:after="0"/>
       </w:pPr>
       <w:r>
@@ -880,6 +1088,19 @@
           <w:sz w:val="22"/>
         </w:rPr>
         <w:t>C. Otto von Bismarck.</w:t>
+      </w:r>
+    </w:p>
+    <w:p>
+      <w:pPr>
+        <w:keepNext w:val="0"/>
+        <w:spacing w:before="80" w:after="0"/>
+      </w:pPr>
+      <w:r>
+        <w:rPr>
+          <w:b/>
+          <w:sz w:val="22"/>
+        </w:rPr>
+        <w:t>Svar 13:</w:t>
       </w:r>
     </w:p>
     <w:p>
@@ -937,7 +1158,7 @@
     </w:p>
     <w:p>
       <w:pPr>
-        <w:keepNext w:val="0"/>
+        <w:keepNext/>
         <w:spacing w:before="0" w:after="0"/>
       </w:pPr>
       <w:r>
@@ -946,6 +1167,19 @@
           <w:sz w:val="22"/>
         </w:rPr>
         <w:t>C. Det osmanska riket erövrade nya områden på Balkan.</w:t>
+      </w:r>
+    </w:p>
+    <w:p>
+      <w:pPr>
+        <w:keepNext w:val="0"/>
+        <w:spacing w:before="80" w:after="0"/>
+      </w:pPr>
+      <w:r>
+        <w:rPr>
+          <w:b/>
+          <w:sz w:val="22"/>
+        </w:rPr>
+        <w:t>Svar 14:</w:t>
       </w:r>
     </w:p>
     <w:p>
@@ -1003,7 +1237,7 @@
     </w:p>
     <w:p>
       <w:pPr>
-        <w:keepNext w:val="0"/>
+        <w:keepNext/>
         <w:spacing w:before="0" w:after="0"/>
       </w:pPr>
       <w:r>
@@ -1012,6 +1246,32 @@
           <w:sz w:val="22"/>
         </w:rPr>
         <w:t>C. Det osmanska riket erövrade stora delar av Balkan.</w:t>
+      </w:r>
+    </w:p>
+    <w:p>
+      <w:pPr>
+        <w:keepNext w:val="0"/>
+        <w:spacing w:before="80" w:after="0"/>
+      </w:pPr>
+      <w:r>
+        <w:rPr>
+          <w:b/>
+          <w:sz w:val="22"/>
+        </w:rPr>
+        <w:t>Svar 15:</w:t>
+      </w:r>
+    </w:p>
+    <w:p>
+      <w:pPr>
+        <w:keepNext/>
+        <w:spacing w:before="320" w:after="40"/>
+      </w:pPr>
+      <w:r>
+        <w:rPr>
+          <w:b/>
+          <w:sz w:val="24"/>
+        </w:rPr>
+        <w:t>Del 2 – obligatorisk</w:t>
       </w:r>
     </w:p>
     <w:p>
@@ -1030,7 +1290,7 @@
     </w:p>
     <w:p>
       <w:pPr>
-        <w:keepNext w:val="0"/>
+        <w:keepNext/>
         <w:spacing w:before="0" w:after="0"/>
       </w:pPr>
       <w:r>
@@ -1039,6 +1299,19 @@
           <w:sz w:val="22"/>
         </w:rPr>
         <w:t>Förklara kortfattat med egna ord: L’ancien régime</w:t>
+      </w:r>
+    </w:p>
+    <w:p>
+      <w:pPr>
+        <w:keepNext w:val="0"/>
+        <w:spacing w:before="80" w:after="0"/>
+      </w:pPr>
+      <w:r>
+        <w:rPr>
+          <w:b/>
+          <w:sz w:val="22"/>
+        </w:rPr>
+        <w:t>Svar 16:</w:t>
       </w:r>
     </w:p>
     <w:p>
@@ -1057,7 +1330,7 @@
     </w:p>
     <w:p>
       <w:pPr>
-        <w:keepNext w:val="0"/>
+        <w:keepNext/>
         <w:spacing w:before="0" w:after="0"/>
       </w:pPr>
       <w:r>
@@ -1066,6 +1339,19 @@
           <w:sz w:val="22"/>
         </w:rPr>
         <w:t>Förklara kortfattat med egna ord: Maktbalanstanken</w:t>
+      </w:r>
+    </w:p>
+    <w:p>
+      <w:pPr>
+        <w:keepNext w:val="0"/>
+        <w:spacing w:before="80" w:after="0"/>
+      </w:pPr>
+      <w:r>
+        <w:rPr>
+          <w:b/>
+          <w:sz w:val="22"/>
+        </w:rPr>
+        <w:t>Svar 17:</w:t>
       </w:r>
     </w:p>
     <w:p>
@@ -1084,7 +1370,7 @@
     </w:p>
     <w:p>
       <w:pPr>
-        <w:keepNext w:val="0"/>
+        <w:keepNext/>
         <w:spacing w:before="0" w:after="0"/>
       </w:pPr>
       <w:r>
@@ -1093,6 +1379,19 @@
           <w:sz w:val="22"/>
         </w:rPr>
         <w:t>Förklara kortfattat med egna ord: Konservatism</w:t>
+      </w:r>
+    </w:p>
+    <w:p>
+      <w:pPr>
+        <w:keepNext w:val="0"/>
+        <w:spacing w:before="80" w:after="0"/>
+      </w:pPr>
+      <w:r>
+        <w:rPr>
+          <w:b/>
+          <w:sz w:val="22"/>
+        </w:rPr>
+        <w:t>Svar 18:</w:t>
       </w:r>
     </w:p>
     <w:p>
@@ -1111,7 +1410,7 @@
     </w:p>
     <w:p>
       <w:pPr>
-        <w:keepNext w:val="0"/>
+        <w:keepNext/>
         <w:spacing w:before="0" w:after="0"/>
       </w:pPr>
       <w:r>
@@ -1120,6 +1419,19 @@
           <w:sz w:val="22"/>
         </w:rPr>
         <w:t>Förklara kortfattat med egna ord: Nationalism</w:t>
+      </w:r>
+    </w:p>
+    <w:p>
+      <w:pPr>
+        <w:keepNext w:val="0"/>
+        <w:spacing w:before="80" w:after="0"/>
+      </w:pPr>
+      <w:r>
+        <w:rPr>
+          <w:b/>
+          <w:sz w:val="22"/>
+        </w:rPr>
+        <w:t>Svar 19:</w:t>
       </w:r>
     </w:p>
     <w:p>
@@ -1138,7 +1450,7 @@
     </w:p>
     <w:p>
       <w:pPr>
-        <w:keepNext w:val="0"/>
+        <w:keepNext/>
         <w:spacing w:before="0" w:after="0"/>
       </w:pPr>
       <w:r>
@@ -1147,6 +1459,32 @@
           <w:sz w:val="22"/>
         </w:rPr>
         <w:t>Förklara kortfattat med egna ord: Klasskamp</w:t>
+      </w:r>
+    </w:p>
+    <w:p>
+      <w:pPr>
+        <w:keepNext w:val="0"/>
+        <w:spacing w:before="80" w:after="0"/>
+      </w:pPr>
+      <w:r>
+        <w:rPr>
+          <w:b/>
+          <w:sz w:val="22"/>
+        </w:rPr>
+        <w:t>Svar 20:</w:t>
+      </w:r>
+    </w:p>
+    <w:p>
+      <w:pPr>
+        <w:keepNext/>
+        <w:spacing w:before="320" w:after="40"/>
+      </w:pPr>
+      <w:r>
+        <w:rPr>
+          <w:b/>
+          <w:sz w:val="24"/>
+        </w:rPr>
+        <w:t>Del 3 – obligatorisk</w:t>
       </w:r>
     </w:p>
     <w:p>
@@ -1165,7 +1503,60 @@
     </w:p>
     <w:p>
       <w:pPr>
+        <w:keepNext/>
+        <w:spacing w:before="0" w:after="0"/>
+      </w:pPr>
+      <w:r>
+        <w:rPr>
+          <w:b w:val="0"/>
+          <w:sz w:val="22"/>
+        </w:rPr>
+        <w:t>Under 1800-talet växte nya ideologier fram. Välj liberalismen, konservatismen eller socialismen. Förklara varför ideologin växte fram och vad den ville förändra eller bevara. Ge också ett exempel på hur ideologin syns i samhället i dag. Använd begreppen orsak och konsekvens.</w:t>
+      </w:r>
+    </w:p>
+    <w:p>
+      <w:pPr>
         <w:keepNext w:val="0"/>
+        <w:spacing w:before="80" w:after="0"/>
+      </w:pPr>
+      <w:r>
+        <w:rPr>
+          <w:b/>
+          <w:sz w:val="22"/>
+        </w:rPr>
+        <w:t>Svar 21:</w:t>
+      </w:r>
+    </w:p>
+    <w:p>
+      <w:pPr>
+        <w:keepNext/>
+        <w:spacing w:before="320" w:after="40"/>
+      </w:pPr>
+      <w:r>
+        <w:rPr>
+          <w:b/>
+          <w:sz w:val="24"/>
+        </w:rPr>
+        <w:t>Del 4 – frivillig</w:t>
+      </w:r>
+    </w:p>
+    <w:p>
+      <w:pPr>
+        <w:keepNext/>
+        <w:spacing w:before="200" w:after="0"/>
+      </w:pPr>
+      <w:r>
+        <w:rPr>
+          <w:b/>
+          <w:color w:val="555555"/>
+          <w:sz w:val="20"/>
+        </w:rPr>
+        <w:t>Fråga 22 – Svar med några meningar (4 p)</w:t>
+      </w:r>
+    </w:p>
+    <w:p>
+      <w:pPr>
+        <w:keepNext/>
         <w:spacing w:before="0" w:after="0"/>
       </w:pPr>
       <w:r>
@@ -1178,29 +1569,28 @@
     </w:p>
     <w:p>
       <w:pPr>
-        <w:keepNext/>
-        <w:spacing w:before="200" w:after="0"/>
+        <w:keepNext w:val="0"/>
+        <w:spacing w:before="80" w:after="0"/>
       </w:pPr>
       <w:r>
         <w:rPr>
           <w:b/>
-          <w:color w:val="555555"/>
-          <w:sz w:val="20"/>
+          <w:sz w:val="22"/>
         </w:rPr>
-        <w:t>Fråga 22 – Längre svar (6 p)</w:t>
+        <w:t>Svar 22:</w:t>
       </w:r>
     </w:p>
     <w:p>
       <w:pPr>
-        <w:keepNext w:val="0"/>
-        <w:spacing w:before="0" w:after="0"/>
+        <w:keepNext/>
+        <w:spacing w:before="320" w:after="40"/>
       </w:pPr>
       <w:r>
         <w:rPr>
-          <w:b w:val="0"/>
-          <w:sz w:val="22"/>
+          <w:b/>
+          <w:sz w:val="24"/>
         </w:rPr>
-        <w:t>Den franska revolutionen brukar ses som början på det långa 1800-talet. Vilka var orsakerna till revolutionen, och vilka konsekvenser fick den för Frankrike och Europa på kort och på lång sikt? Använd begreppen orsak och konsekvens samt kontinuitet och förändring i ditt svar.</w:t>
+        <w:t>Del 5 – frivillig</w:t>
       </w:r>
     </w:p>
     <w:p>
@@ -1219,7 +1609,60 @@
     </w:p>
     <w:p>
       <w:pPr>
+        <w:keepNext/>
+        <w:spacing w:before="0" w:after="0"/>
+      </w:pPr>
+      <w:r>
+        <w:rPr>
+          <w:b w:val="0"/>
+          <w:sz w:val="22"/>
+        </w:rPr>
+        <w:t>Den franska revolutionen brukar ses som början på det långa 1800-talet. Vilka var orsakerna till revolutionen, och vilka konsekvenser fick den för Frankrike och Europa på kort och på lång sikt? Använd begreppen orsak och konsekvens samt kontinuitet och förändring i ditt svar.</w:t>
+      </w:r>
+    </w:p>
+    <w:p>
+      <w:pPr>
         <w:keepNext w:val="0"/>
+        <w:spacing w:before="80" w:after="0"/>
+      </w:pPr>
+      <w:r>
+        <w:rPr>
+          <w:b/>
+          <w:sz w:val="22"/>
+        </w:rPr>
+        <w:t>Svar 23:</w:t>
+      </w:r>
+    </w:p>
+    <w:p>
+      <w:pPr>
+        <w:keepNext/>
+        <w:spacing w:before="320" w:after="40"/>
+      </w:pPr>
+      <w:r>
+        <w:rPr>
+          <w:b/>
+          <w:sz w:val="24"/>
+        </w:rPr>
+        <w:t>Del 6 – frivillig</w:t>
+      </w:r>
+    </w:p>
+    <w:p>
+      <w:pPr>
+        <w:keepNext/>
+        <w:spacing w:before="200" w:after="0"/>
+      </w:pPr>
+      <w:r>
+        <w:rPr>
+          <w:b/>
+          <w:color w:val="555555"/>
+          <w:sz w:val="20"/>
+        </w:rPr>
+        <w:t>Fråga 24 – Längre svar (6 p)</w:t>
+      </w:r>
+    </w:p>
+    <w:p>
+      <w:pPr>
+        <w:keepNext/>
         <w:spacing w:before="0" w:after="0"/>
       </w:pPr>
       <w:r>
@@ -1228,6 +1671,19 @@
           <w:sz w:val="22"/>
         </w:rPr>
         <w:t>Historiker förklarar Tysklands enande på olika sätt. Vissa menar att enandet inte hade skett utan Otto von Bismarck (aktörsperspektiv). Andra menar att det berodde på omständigheterna i tiden, till exempel Preussens styrka och nationalismen (strukturperspektiv). Redogör för hur Tyskland enades. Jämför sedan de två förklaringarna och motivera vilken du tycker är mest övertygande. Avsluta med att resonera om vilka konsekvenser enandet fick för Europa. Använd begreppen orsak, konsekvens, aktör och struktur i ditt svar.</w:t>
+      </w:r>
+    </w:p>
+    <w:p>
+      <w:pPr>
+        <w:keepNext w:val="0"/>
+        <w:spacing w:before="80" w:after="0"/>
+      </w:pPr>
+      <w:r>
+        <w:rPr>
+          <w:b/>
+          <w:sz w:val="22"/>
+        </w:rPr>
+        <w:t>Svar 24:</w:t>
       </w:r>
     </w:p>
     <w:sectPr>

--- a/prov/det-langa-1800-talet-gy11/det-langa-1800-talet-gy11_trelson.docx
+++ b/prov/det-langa-1800-talet-gy11/det-langa-1800-talet-gy11_trelson.docx
@@ -1298,7 +1298,7 @@
           <w:b w:val="0"/>
           <w:sz w:val="22"/>
         </w:rPr>
-        <w:t>Förklara kortfattat med egna ord: L’ancien régime</w:t>
+        <w:t>Förklara kortfattat med egna ord: Livegen</w:t>
       </w:r>
     </w:p>
     <w:p>
@@ -1338,7 +1338,7 @@
           <w:b w:val="0"/>
           <w:sz w:val="22"/>
         </w:rPr>
-        <w:t>Förklara kortfattat med egna ord: Maktbalanstanken</w:t>
+        <w:t>Förklara kortfattat med egna ord: Upplyst despot</w:t>
       </w:r>
     </w:p>
     <w:p>
@@ -1378,7 +1378,7 @@
           <w:b w:val="0"/>
           <w:sz w:val="22"/>
         </w:rPr>
-        <w:t>Förklara kortfattat med egna ord: Konservatism</w:t>
+        <w:t>Förklara kortfattat med egna ord: Nationalism</w:t>
       </w:r>
     </w:p>
     <w:p>
@@ -1418,7 +1418,7 @@
           <w:b w:val="0"/>
           <w:sz w:val="22"/>
         </w:rPr>
-        <w:t>Förklara kortfattat med egna ord: Nationalism</w:t>
+        <w:t>Förklara kortfattat med egna ord: Maktbalanstanken</w:t>
       </w:r>
     </w:p>
     <w:p>
@@ -1458,7 +1458,7 @@
           <w:b w:val="0"/>
           <w:sz w:val="22"/>
         </w:rPr>
-        <w:t>Förklara kortfattat med egna ord: Klasskamp</w:t>
+        <w:t>Förklara kortfattat med egna ord: Reaktionär</w:t>
       </w:r>
     </w:p>
     <w:p>
